--- a/apps/api/src/services/processo-assessoria/templates/R.CM.003_Acordo_Nao_Divulgacao.docx
+++ b/apps/api/src/services/processo-assessoria/templates/R.CM.003_Acordo_Nao_Divulgacao.docx
@@ -91,15 +91,15 @@
           <w:sz w:val="20"/>
           <w:szCs w:val="20"/>
         </w:rPr>
-        <w:t>[XXXXXXXXXXXXXXX]</w:t>
-      </w:r>
-      <w:r>
-        <w:rPr>
-          <w:rFonts w:ascii="Arial" w:hAnsi="Arial" w:cs="Arial"/>
-          <w:sz w:val="20"/>
-          <w:szCs w:val="20"/>
-        </w:rPr>
-        <w:t>, [PROFISSÃO], residente na [XXXXXXXXXXX] – N° [XXX] – [CIDADE]/[ESTADO] – CEP [NUMERO], portador(a) do RG nº [XXXXXXXX] [ORGÃO EMISSOR], inscrito(a) no CPF sob nº [XXXXXXXXXX] e [</w:t>
+        <w:t>{{cliente_nome}}</w:t>
+      </w:r>
+      <w:r>
+        <w:rPr>
+          <w:rFonts w:ascii="Arial" w:hAnsi="Arial" w:cs="Arial"/>
+          <w:sz w:val="20"/>
+          <w:szCs w:val="20"/>
+        </w:rPr>
+        <w:t>, {{cliente_profissao}}, residente na {{cliente_endereco}} – N° {{cliente_numero_endereco}} – {{cliente_cidade}}/{{cliente_uf}} – CEP {{cliente_cep}}, portador(a) do RG nº {{cliente_rg}} {{cliente_orgao_emissor}}, inscrito(a) no CPF sob nº {{cliente_cpf}} e [</w:t>
       </w:r>
       <w:r>
         <w:rPr>
@@ -116,7 +116,7 @@
           <w:sz w:val="20"/>
           <w:szCs w:val="20"/>
         </w:rPr>
-        <w:t>, [PROFISSÃO], residente na [XXXXXXXXXXX] – N° [XXX] – [CIDADE]/[ESTADO] – CEP [XXXX], portador(a) do RG nº [XXXXXXXX] [ORGÃO EMISSOR], inscrito(a) no CPF sob nº [XXXXXXXXXX],</w:t>
+        <w:t>, {{cliente_profissao}}, residente na {{cliente_endereco}} – N° {{cliente_numero_endereco}} – {{cliente_cidade}}/{{cliente_uf}} – CEP {{cliente_cep}}, portador(a) do RG nº {{cliente_rg}} {{cliente_orgao_emissor}}, inscrito(a) no CPF sob nº {{cliente_cpf}},</w:t>
       </w:r>
       <w:r>
         <w:rPr>
@@ -190,7 +190,7 @@
           <w:sz w:val="20"/>
           <w:szCs w:val="20"/>
         </w:rPr>
-        <w:t>TEX CAPITAL</w:t>
+        <w:t>ALETIS</w:t>
       </w:r>
       <w:r>
         <w:rPr>
